--- a/data/revised_2026-10_full/tracked/v2/Essential_Mathematics/SS1.3_Quadratic_Equations/Essential_Mathematics_Quadratic_Equations_SummaryTable_TRACKED.docx
+++ b/data/revised_2026-10_full/tracked/v2/Essential_Mathematics/SS1.3_Quadratic_Equations/Essential_Mathematics_Quadratic_Equations_SummaryTable_TRACKED.docx
@@ -923,7 +923,7 @@
               </w:rPr>
               <w:t xml:space="preserve">Learners learned that when two related unknown quantities are multiplied together to give a known total, the resulting equation always contains a squared term (degree 2), making it a quadratic equation. They identified three defining features of a quadratic equation: exactly one squared term, a non-zero coefficient for that term, and </w:t>
             </w:r>
-            <w:del w:id="9001" w:author="Claude (AI) - proposed" w:date="2026-10-15T20:14:45Z">
+            <w:del w:id="9001" w:author="Claude (AI) - proposed" w:date="2026-10-18T00:28:28Z">
               <w:r>
                 <w:rPr>
                   <w:rFonts w:ascii="Arial" w:cs="Arial" w:eastAsia="Arial" w:hAnsi="Arial"/>
@@ -938,7 +938,7 @@
                 <w:delText xml:space="preserve">the equation set equal to zero</w:delText>
               </w:r>
             </w:del>
-            <w:ins w:id="9002" w:author="Claude (AI) - proposed" w:date="2026-10-15T20:14:45Z">
+            <w:ins w:id="9002" w:author="Claude (AI) - proposed" w:date="2026-10-18T00:28:28Z">
               <w:r>
                 <w:rPr>
                   <w:rFonts w:ascii="Arial" w:cs="Arial" w:eastAsia="Arial" w:hAnsi="Arial"/>
@@ -966,7 +966,7 @@
               </w:rPr>
               <w:t xml:space="preserve">. They also named three common formation errors: the linear error, the cancellation error, and the incomplete-form error</w:t>
             </w:r>
-            <w:ins w:id="9003" w:author="Claude (AI) - proposed" w:date="2026-10-15T20:14:45Z">
+            <w:ins w:id="9003" w:author="Claude (AI) - proposed" w:date="2026-10-18T00:28:28Z">
               <w:r>
                 <w:rPr>
                   <w:rFonts w:ascii="Arial" w:cs="Arial" w:eastAsia="Arial" w:hAnsi="Arial"/>
@@ -1423,7 +1423,7 @@
               </w:rPr>
               <w:t xml:space="preserve">Learners observed that substituting r = 8 into r² + 7r − 120 = 0 gives 64 + 56 − 120 = 0 ✓, and substituting r = −15 gives 225 − 105 − 120 = 0 ✓ — both roots satisfy the equation algebraically. They also observed that in the Kisumu market-trader problem, one root was negative (contextually impossible as a physical width), while in the Iten athletics problem both roots </w:t>
             </w:r>
-            <w:del w:id="9004" w:author="Claude (AI) - proposed" w:date="2026-10-15T20:14:45Z">
+            <w:del w:id="9004" w:author="Claude (AI) - proposed" w:date="2026-10-18T00:28:28Z">
               <w:r>
                 <w:rPr>
                   <w:rFonts w:ascii="Arial" w:cs="Arial" w:eastAsia="Arial" w:hAnsi="Arial"/>
@@ -1438,7 +1438,7 @@
                 <w:delText xml:space="preserve">were non-negative and both could be physically meaningful</w:delText>
               </w:r>
             </w:del>
-            <w:ins w:id="9005" w:author="Claude (AI) - proposed" w:date="2026-10-15T20:14:45Z">
+            <w:ins w:id="9005" w:author="Claude (AI) - proposed" w:date="2026-10-18T00:28:28Z">
               <w:r>
                 <w:rPr>
                   <w:rFonts w:ascii="Arial" w:cs="Arial" w:eastAsia="Arial" w:hAnsi="Arial"/>
@@ -1620,7 +1620,7 @@
               </w:rPr>
               <w:t xml:space="preserve">Learners researched and identified real-world examples of quadratic equations in architecture (e.g., rectangular floor plans and arch spans in Nairobi), agriculture (e.g., rectangular maize shamba dimensions in the Rift Valley), sports (e.g., </w:t>
             </w:r>
-            <w:del w:id="9006" w:author="Claude (AI) - proposed" w:date="2026-10-15T20:14:45Z">
+            <w:del w:id="9006" w:author="Claude (AI) - proposed" w:date="2026-10-18T00:28:28Z">
               <w:r>
                 <w:rPr>
                   <w:rFonts w:ascii="Arial" w:cs="Arial" w:eastAsia="Arial" w:hAnsi="Arial"/>
@@ -1635,7 +1635,7 @@
                 <w:delText xml:space="preserve">football trajectory</w:delText>
               </w:r>
             </w:del>
-            <w:ins w:id="9007" w:author="Claude (AI) - proposed" w:date="2026-10-15T20:14:45Z">
+            <w:ins w:id="9007" w:author="Claude (AI) - proposed" w:date="2026-10-18T00:28:28Z">
               <w:r>
                 <w:rPr>
                   <w:rFonts w:ascii="Arial" w:cs="Arial" w:eastAsia="Arial" w:hAnsi="Arial"/>
@@ -2005,7 +2005,7 @@
         </w:rPr>
         <w:t xml:space="preserve">© 2026 SeaVuria and ARES. This work is licensed under a </w:t>
       </w:r>
-      <w:hyperlink w:history="1" r:id="rIdme9lt0yke7gialxpljtcv">
+      <w:hyperlink w:history="1" r:id="rIdgayq8b1wc6k_wftiolbtq">
         <w:r>
           <w:rPr>
             <w:rFonts w:ascii="Arial" w:cs="Arial" w:eastAsia="Arial" w:hAnsi="Arial"/>
@@ -2025,7 +2025,7 @@
         </w:rPr>
         <w:t xml:space="preserve"> (</w:t>
       </w:r>
-      <w:hyperlink w:history="1" r:id="rIdie4ngsd1a4osmulhe_06s">
+      <w:hyperlink w:history="1" r:id="rIdmtt37plfxznefah2u6e5r">
         <w:r>
           <w:rPr>
             <w:rFonts w:ascii="Arial" w:cs="Arial" w:eastAsia="Arial" w:hAnsi="Arial"/>
@@ -2045,7 +2045,7 @@
         </w:rPr>
         <w:t xml:space="preserve">). To view a copy of this license, visit </w:t>
       </w:r>
-      <w:hyperlink w:history="1" r:id="rIdld0_s1k69ohzesdhqiloy">
+      <w:hyperlink w:history="1" r:id="rIdfwp1b2kcppmwapulvmoed">
         <w:r>
           <w:rPr>
             <w:rFonts w:ascii="Arial" w:cs="Arial" w:eastAsia="Arial" w:hAnsi="Arial"/>
